--- a/dist/exports/kcet-fluid-mechanics_revision_notes.docx
+++ b/dist/exports/kcet-fluid-mechanics_revision_notes.docx
@@ -164,10 +164,10 @@
             <w:r>
               <w:rPr>
                 <w:b/>
-                <w:color w:val="2B6CB0"/>
+                <w:color w:val="718096"/>
                 <w:sz w:val="19"/>
               </w:rPr>
-              <w:t>High</w:t>
+              <w:t>Moderate</w:t>
             </w:r>
           </w:p>
         </w:tc>
@@ -189,7 +189,7 @@
                 <w:color w:val="2D3748"/>
                 <w:sz w:val="19"/>
               </w:rPr>
-              <w:t>Kcet Fluid Mechanics - Core Application</w:t>
+              <w:t>Fluid Statics &amp; Dynamics (Bernoulli &amp; Torricelli)</w:t>
             </w:r>
           </w:p>
         </w:tc>
@@ -209,7 +209,7 @@
               <w:rPr>
                 <w:sz w:val="19"/>
               </w:rPr>
-              <w:t>12 PYQs</w:t>
+              <w:t>7 PYQs</w:t>
             </w:r>
           </w:p>
         </w:tc>
@@ -230,7 +230,181 @@
                 <w:color w:val="718096"/>
                 <w:sz w:val="19"/>
               </w:rPr>
-              <w:t>General Concept</w:t>
+              <w:t>Fluids</w:t>
+            </w:r>
+          </w:p>
+        </w:tc>
+      </w:tr>
+      <w:tr>
+        <w:tc>
+          <w:tcPr>
+            <w:tcW w:type="dxa" w:w="2160"/>
+            <w:shd w:fill="FFFFFF"/>
+            <w:tcMar>
+              <w:top w:w="80" w:type="dxa"/>
+              <w:bottom w:w="80" w:type="dxa"/>
+              <w:left w:w="150" w:type="dxa"/>
+              <w:right w:w="150" w:type="dxa"/>
+            </w:tcMar>
+          </w:tcPr>
+          <w:p>
+            <w:r>
+              <w:rPr>
+                <w:b/>
+                <w:color w:val="718096"/>
+                <w:sz w:val="19"/>
+              </w:rPr>
+              <w:t>Moderate</w:t>
+            </w:r>
+          </w:p>
+        </w:tc>
+        <w:tc>
+          <w:tcPr>
+            <w:tcW w:type="dxa" w:w="4320"/>
+            <w:shd w:fill="FFFFFF"/>
+            <w:tcMar>
+              <w:top w:w="80" w:type="dxa"/>
+              <w:bottom w:w="80" w:type="dxa"/>
+              <w:left w:w="150" w:type="dxa"/>
+              <w:right w:w="150" w:type="dxa"/>
+            </w:tcMar>
+          </w:tcPr>
+          <w:p>
+            <w:r>
+              <w:rPr>
+                <w:b/>
+                <w:color w:val="2D3748"/>
+                <w:sz w:val="19"/>
+              </w:rPr>
+              <w:t>Surface Tension &amp; Viscosity (Stokes' Law)</w:t>
+            </w:r>
+          </w:p>
+        </w:tc>
+        <w:tc>
+          <w:tcPr>
+            <w:tcW w:type="dxa" w:w="1728"/>
+            <w:shd w:fill="FFFFFF"/>
+            <w:tcMar>
+              <w:top w:w="80" w:type="dxa"/>
+              <w:bottom w:w="80" w:type="dxa"/>
+              <w:left w:w="150" w:type="dxa"/>
+              <w:right w:w="150" w:type="dxa"/>
+            </w:tcMar>
+          </w:tcPr>
+          <w:p>
+            <w:r>
+              <w:rPr>
+                <w:sz w:val="19"/>
+              </w:rPr>
+              <w:t>4 PYQs</w:t>
+            </w:r>
+          </w:p>
+        </w:tc>
+        <w:tc>
+          <w:tcPr>
+            <w:tcW w:type="dxa" w:w="1872"/>
+            <w:shd w:fill="FFFFFF"/>
+            <w:tcMar>
+              <w:top w:w="80" w:type="dxa"/>
+              <w:bottom w:w="80" w:type="dxa"/>
+              <w:left w:w="150" w:type="dxa"/>
+              <w:right w:w="150" w:type="dxa"/>
+            </w:tcMar>
+          </w:tcPr>
+          <w:p>
+            <w:r>
+              <w:rPr>
+                <w:color w:val="718096"/>
+                <w:sz w:val="19"/>
+              </w:rPr>
+              <w:t>Surface &amp; Flow</w:t>
+            </w:r>
+          </w:p>
+        </w:tc>
+      </w:tr>
+      <w:tr>
+        <w:tc>
+          <w:tcPr>
+            <w:tcW w:type="dxa" w:w="2160"/>
+            <w:shd w:fill="F7FAFC"/>
+            <w:tcMar>
+              <w:top w:w="80" w:type="dxa"/>
+              <w:bottom w:w="80" w:type="dxa"/>
+              <w:left w:w="150" w:type="dxa"/>
+              <w:right w:w="150" w:type="dxa"/>
+            </w:tcMar>
+          </w:tcPr>
+          <w:p>
+            <w:r>
+              <w:rPr>
+                <w:b/>
+                <w:color w:val="718096"/>
+                <w:sz w:val="19"/>
+              </w:rPr>
+              <w:t>Standard</w:t>
+            </w:r>
+          </w:p>
+        </w:tc>
+        <w:tc>
+          <w:tcPr>
+            <w:tcW w:type="dxa" w:w="4320"/>
+            <w:shd w:fill="F7FAFC"/>
+            <w:tcMar>
+              <w:top w:w="80" w:type="dxa"/>
+              <w:bottom w:w="80" w:type="dxa"/>
+              <w:left w:w="150" w:type="dxa"/>
+              <w:right w:w="150" w:type="dxa"/>
+            </w:tcMar>
+          </w:tcPr>
+          <w:p>
+            <w:r>
+              <w:rPr>
+                <w:b/>
+                <w:color w:val="2D3748"/>
+                <w:sz w:val="19"/>
+              </w:rPr>
+              <w:t>Elasticity &amp; Hooke's Law</w:t>
+            </w:r>
+          </w:p>
+        </w:tc>
+        <w:tc>
+          <w:tcPr>
+            <w:tcW w:type="dxa" w:w="1728"/>
+            <w:shd w:fill="F7FAFC"/>
+            <w:tcMar>
+              <w:top w:w="80" w:type="dxa"/>
+              <w:bottom w:w="80" w:type="dxa"/>
+              <w:left w:w="150" w:type="dxa"/>
+              <w:right w:w="150" w:type="dxa"/>
+            </w:tcMar>
+          </w:tcPr>
+          <w:p>
+            <w:r>
+              <w:rPr>
+                <w:sz w:val="19"/>
+              </w:rPr>
+              <w:t>1 PYQs</w:t>
+            </w:r>
+          </w:p>
+        </w:tc>
+        <w:tc>
+          <w:tcPr>
+            <w:tcW w:type="dxa" w:w="1872"/>
+            <w:shd w:fill="F7FAFC"/>
+            <w:tcMar>
+              <w:top w:w="80" w:type="dxa"/>
+              <w:bottom w:w="80" w:type="dxa"/>
+              <w:left w:w="150" w:type="dxa"/>
+              <w:right w:w="150" w:type="dxa"/>
+            </w:tcMar>
+          </w:tcPr>
+          <w:p>
+            <w:r>
+              <w:rPr>
+                <w:color w:val="718096"/>
+                <w:sz w:val="19"/>
+              </w:rPr>
+              <w:t>Solids</w:t>
             </w:r>
           </w:p>
         </w:tc>
@@ -311,6 +485,144 @@
           </w:p>
         </w:tc>
       </w:tr>
+      <w:tr>
+        <w:tc>
+          <w:tcPr>
+            <w:tcW w:type="dxa" w:w="3600"/>
+            <w:shd w:fill="F7FAFC"/>
+            <w:tcMar>
+              <w:top w:w="100" w:type="dxa"/>
+              <w:bottom w:w="100" w:type="dxa"/>
+              <w:left w:w="150" w:type="dxa"/>
+              <w:right w:w="150" w:type="dxa"/>
+            </w:tcMar>
+          </w:tcPr>
+          <w:p>
+            <w:r>
+              <w:rPr>
+                <w:b/>
+                <w:color w:val="1A365D"/>
+                <w:sz w:val="19"/>
+              </w:rPr>
+              <w:t>Fluid Statics &amp; Dynamics (Bernoulli &amp; Torricelli)</w:t>
+            </w:r>
+          </w:p>
+        </w:tc>
+        <w:tc>
+          <w:tcPr>
+            <w:tcW w:type="dxa" w:w="6480"/>
+            <w:shd w:fill="F7FAFC"/>
+            <w:tcMar>
+              <w:top w:w="100" w:type="dxa"/>
+              <w:bottom w:w="100" w:type="dxa"/>
+              <w:left w:w="150" w:type="dxa"/>
+              <w:right w:w="150" w:type="dxa"/>
+            </w:tcMar>
+          </w:tcPr>
+          <w:p>
+            <w:r>
+              <w:rPr>
+                <w:rFonts w:ascii="Cambria Math" w:hAnsi="Cambria Math"/>
+                <w:color w:val="2D3748"/>
+                <w:sz w:val="19"/>
+              </w:rPr>
+              <w:t>A_1 v_1 = A_2 v_2, \quad P + \frac{1}{2}\rho v^2 + \rho gh = \text{const}, \quad v_{\text{efflux}} = \sqrt{2gh}, \quad R = 2\sqrt{h(H - h)}</w:t>
+            </w:r>
+          </w:p>
+        </w:tc>
+      </w:tr>
+      <w:tr>
+        <w:tc>
+          <w:tcPr>
+            <w:tcW w:type="dxa" w:w="3600"/>
+            <w:shd w:fill="FFFFFF"/>
+            <w:tcMar>
+              <w:top w:w="100" w:type="dxa"/>
+              <w:bottom w:w="100" w:type="dxa"/>
+              <w:left w:w="150" w:type="dxa"/>
+              <w:right w:w="150" w:type="dxa"/>
+            </w:tcMar>
+          </w:tcPr>
+          <w:p>
+            <w:r>
+              <w:rPr>
+                <w:b/>
+                <w:color w:val="1A365D"/>
+                <w:sz w:val="19"/>
+              </w:rPr>
+              <w:t>Surface Tension &amp; Viscosity (Stokes' Law)</w:t>
+            </w:r>
+          </w:p>
+        </w:tc>
+        <w:tc>
+          <w:tcPr>
+            <w:tcW w:type="dxa" w:w="6480"/>
+            <w:shd w:fill="FFFFFF"/>
+            <w:tcMar>
+              <w:top w:w="100" w:type="dxa"/>
+              <w:bottom w:w="100" w:type="dxa"/>
+              <w:left w:w="150" w:type="dxa"/>
+              <w:right w:w="150" w:type="dxa"/>
+            </w:tcMar>
+          </w:tcPr>
+          <w:p>
+            <w:r>
+              <w:rPr>
+                <w:rFonts w:ascii="Cambria Math" w:hAnsi="Cambria Math"/>
+                <w:color w:val="2D3748"/>
+                <w:sz w:val="19"/>
+              </w:rPr>
+              <w:t>\Delta P_{\text{drop}} = \frac{2T}{R}, \quad \Delta P_{\text{bubble}} = \frac{4T}{R}, \quad h = \frac{2T\cos\theta}{\rho g r}, \quad v_t = \frac{2r^2(\rho - \sigma)g}{9\eta}</w:t>
+            </w:r>
+          </w:p>
+        </w:tc>
+      </w:tr>
+      <w:tr>
+        <w:tc>
+          <w:tcPr>
+            <w:tcW w:type="dxa" w:w="3600"/>
+            <w:shd w:fill="F7FAFC"/>
+            <w:tcMar>
+              <w:top w:w="100" w:type="dxa"/>
+              <w:bottom w:w="100" w:type="dxa"/>
+              <w:left w:w="150" w:type="dxa"/>
+              <w:right w:w="150" w:type="dxa"/>
+            </w:tcMar>
+          </w:tcPr>
+          <w:p>
+            <w:r>
+              <w:rPr>
+                <w:b/>
+                <w:color w:val="1A365D"/>
+                <w:sz w:val="19"/>
+              </w:rPr>
+              <w:t>Elasticity &amp; Hooke's Law</w:t>
+            </w:r>
+          </w:p>
+        </w:tc>
+        <w:tc>
+          <w:tcPr>
+            <w:tcW w:type="dxa" w:w="6480"/>
+            <w:shd w:fill="F7FAFC"/>
+            <w:tcMar>
+              <w:top w:w="100" w:type="dxa"/>
+              <w:bottom w:w="100" w:type="dxa"/>
+              <w:left w:w="150" w:type="dxa"/>
+              <w:right w:w="150" w:type="dxa"/>
+            </w:tcMar>
+          </w:tcPr>
+          <w:p>
+            <w:r>
+              <w:rPr>
+                <w:rFonts w:ascii="Cambria Math" w:hAnsi="Cambria Math"/>
+                <w:color w:val="2D3748"/>
+                <w:sz w:val="19"/>
+              </w:rPr>
+              <w:t>Y = \frac{F/A}{\Delta L/L}, \quad \Delta L = \frac{FL}{AY}, \quad u = \frac{1}{2}\sigma \epsilon = \frac{\sigma^2}{2Y}, \quad U = \frac{1}{2}F\Delta L</w:t>
+            </w:r>
+          </w:p>
+        </w:tc>
+      </w:tr>
     </w:tbl>
     <w:p>
       <w:pPr>
@@ -338,7 +650,7 @@
           <w:color w:val="2B6CB0"/>
           <w:sz w:val="24"/>
         </w:rPr>
-        <w:t>3.1 Kcet Fluid Mechanics - Core Application (High Yield — 12 PYQs)</w:t>
+        <w:t>3.1 Fluid Statics &amp; Dynamics (Bernoulli &amp; Torricelli) (Moderate Yield — 7 PYQs)</w:t>
       </w:r>
     </w:p>
     <w:p>
@@ -353,7 +665,7 @@
         <w:rPr>
           <w:sz w:val="20"/>
         </w:rPr>
-        <w:t>Key problem pattern in Kcet Fluid Mechanics.</w:t>
+        <w:t>Continuity equation, Bernoulli's energy conservation principle, Torricelli's efflux theorem, and hydraulic lift.</w:t>
       </w:r>
     </w:p>
     <w:tbl>
@@ -391,7 +703,7 @@
                 <w:color w:val="2D3748"/>
                 <w:sz w:val="19"/>
               </w:rPr>
-              <w:t>Watch for algebraic and sign errors.</w:t>
+              <w:t>Speed of efflux is √(2gh) where h is depth from the free liquid surface, NOT height from the ground!</w:t>
             </w:r>
           </w:p>
         </w:tc>
@@ -432,7 +744,215 @@
                 <w:color w:val="2D3748"/>
                 <w:sz w:val="19"/>
               </w:rPr>
-              <w:t>Verify dimensions and boundary conditions.</w:t>
+              <w:t>Maximum horizontal range of water jet occurs when hole is at mid-depth h = H/2, with R_(max) = H.</w:t>
+            </w:r>
+          </w:p>
+        </w:tc>
+      </w:tr>
+    </w:tbl>
+    <w:p>
+      <w:pPr>
+        <w:spacing w:before="120" w:after="40"/>
+      </w:pPr>
+      <w:r>
+        <w:rPr>
+          <w:b/>
+          <w:color w:val="1A365D"/>
+          <w:sz w:val="19"/>
+        </w:rPr>
+        <w:t>Source PYQs testing this concept:</w:t>
+      </w:r>
+    </w:p>
+    <w:p>
+      <w:pPr>
+        <w:pStyle w:val="ListBullet"/>
+        <w:spacing w:after="40"/>
+      </w:pPr>
+      <w:r>
+        <w:rPr>
+          <w:b/>
+          <w:sz w:val="18"/>
+        </w:rPr>
+        <w:t xml:space="preserve">[2026 Shift] Q#2 (MCQ): </w:t>
+      </w:r>
+      <w:r>
+        <w:rPr>
+          <w:sz w:val="18"/>
+        </w:rPr>
+        <w:t xml:space="preserve">"Instrument fitted in the carburetor of the automobile to provide the correct mixture of air and fuel necessary for combustion works on..."  </w:t>
+      </w:r>
+      <w:r>
+        <w:rPr>
+          <w:b/>
+          <w:color w:val="2B6CB0"/>
+          <w:sz w:val="18"/>
+        </w:rPr>
+        <w:t>[Ans: N/A]</w:t>
+      </w:r>
+    </w:p>
+    <w:p>
+      <w:pPr>
+        <w:pStyle w:val="ListBullet"/>
+        <w:spacing w:after="40"/>
+      </w:pPr>
+      <w:r>
+        <w:rPr>
+          <w:b/>
+          <w:sz w:val="18"/>
+        </w:rPr>
+        <w:t xml:space="preserve">[2025 Shift] Q#3 (MCQ): </w:t>
+      </w:r>
+      <w:r>
+        <w:rPr>
+          <w:sz w:val="18"/>
+        </w:rPr>
+        <w:t xml:space="preserve">"A horizontal pipe carries water in a streamlined flow. At a point along the pipe, where the cross-sectional area is 10cm^-2 , the veloci..."  </w:t>
+      </w:r>
+      <w:r>
+        <w:rPr>
+          <w:b/>
+          <w:color w:val="2B6CB0"/>
+          <w:sz w:val="18"/>
+        </w:rPr>
+        <w:t>[Ans: N/A]</w:t>
+      </w:r>
+    </w:p>
+    <w:p>
+      <w:pPr>
+        <w:pStyle w:val="ListBullet"/>
+        <w:spacing w:after="40"/>
+      </w:pPr>
+      <w:r>
+        <w:rPr>
+          <w:b/>
+          <w:sz w:val="18"/>
+        </w:rPr>
+        <w:t xml:space="preserve">[2024 Shift] Q#1 (MCQ): </w:t>
+      </w:r>
+      <w:r>
+        <w:rPr>
+          <w:sz w:val="18"/>
+        </w:rPr>
+        <w:t xml:space="preserve">"Water flows through a horizontal pipe of varying cross-section at a rate of 0.314m^3s^-1 . The velocity of water at a point where the ..."  </w:t>
+      </w:r>
+      <w:r>
+        <w:rPr>
+          <w:b/>
+          <w:color w:val="2B6CB0"/>
+          <w:sz w:val="18"/>
+        </w:rPr>
+        <w:t>[Ans: N/A]</w:t>
+      </w:r>
+    </w:p>
+    <w:p>
+      <w:pPr>
+        <w:spacing w:after="120"/>
+      </w:pPr>
+    </w:p>
+    <w:p>
+      <w:pPr>
+        <w:pStyle w:val="Heading2"/>
+      </w:pPr>
+      <w:r>
+        <w:rPr>
+          <w:color w:val="2B6CB0"/>
+          <w:sz w:val="24"/>
+        </w:rPr>
+        <w:t>3.2 Surface Tension &amp; Viscosity (Stokes' Law) (Moderate Yield — 4 PYQs)</w:t>
+      </w:r>
+    </w:p>
+    <w:p>
+      <w:r>
+        <w:rPr>
+          <w:b/>
+          <w:sz w:val="20"/>
+        </w:rPr>
+        <w:t xml:space="preserve">Core Principle: </w:t>
+      </w:r>
+      <w:r>
+        <w:rPr>
+          <w:sz w:val="20"/>
+        </w:rPr>
+        <w:t>Surface energy, excess pressure in drops and bubbles, capillary rise formula, and terminal velocity of falling spheres.</w:t>
+      </w:r>
+    </w:p>
+    <w:tbl>
+      <w:tblPr>
+        <w:tblW w:type="auto" w:w="0"/>
+        <w:jc w:val="center"/>
+        <w:tblLook w:firstColumn="1" w:firstRow="1" w:lastColumn="0" w:lastRow="0" w:noHBand="0" w:noVBand="1" w:val="04A0"/>
+      </w:tblPr>
+      <w:tblGrid>
+        <w:gridCol w:w="10080"/>
+      </w:tblGrid>
+      <w:tr>
+        <w:tc>
+          <w:tcPr>
+            <w:tcW w:type="dxa" w:w="10080"/>
+            <w:shd w:fill="FFF5F5"/>
+            <w:tcMar>
+              <w:top w:w="100" w:type="dxa"/>
+              <w:bottom w:w="100" w:type="dxa"/>
+              <w:left w:w="150" w:type="dxa"/>
+              <w:right w:w="150" w:type="dxa"/>
+            </w:tcMar>
+          </w:tcPr>
+          <w:p>
+            <w:r>
+              <w:rPr>
+                <w:b/>
+                <w:color w:val="C53030"/>
+                <w:sz w:val="19"/>
+              </w:rPr>
+              <w:t xml:space="preserve">⚠️ Common Trap / JEE Pitfall: </w:t>
+            </w:r>
+            <w:r>
+              <w:rPr>
+                <w:color w:val="2D3748"/>
+                <w:sz w:val="19"/>
+              </w:rPr>
+              <w:t>A soap bubble in air has TWO liquid-air interfaces, so excess pressure is Δ P = (4T / R), while a liquid drop has ONE (Δ P = (2T / R)).</w:t>
+            </w:r>
+          </w:p>
+        </w:tc>
+      </w:tr>
+    </w:tbl>
+    <w:tbl>
+      <w:tblPr>
+        <w:tblW w:type="auto" w:w="0"/>
+        <w:jc w:val="center"/>
+        <w:tblLook w:firstColumn="1" w:firstRow="1" w:lastColumn="0" w:lastRow="0" w:noHBand="0" w:noVBand="1" w:val="04A0"/>
+      </w:tblPr>
+      <w:tblGrid>
+        <w:gridCol w:w="10080"/>
+      </w:tblGrid>
+      <w:tr>
+        <w:tc>
+          <w:tcPr>
+            <w:tcW w:type="dxa" w:w="10080"/>
+            <w:shd w:fill="F0FFF4"/>
+            <w:tcMar>
+              <w:top w:w="100" w:type="dxa"/>
+              <w:bottom w:w="100" w:type="dxa"/>
+              <w:left w:w="150" w:type="dxa"/>
+              <w:right w:w="150" w:type="dxa"/>
+            </w:tcMar>
+          </w:tcPr>
+          <w:p>
+            <w:r>
+              <w:rPr>
+                <w:b/>
+                <w:color w:val="276749"/>
+                <w:sz w:val="19"/>
+              </w:rPr>
+              <w:t xml:space="preserve">💡 Speed Hack / Trick: </w:t>
+            </w:r>
+            <w:r>
+              <w:rPr>
+                <w:color w:val="2D3748"/>
+                <w:sz w:val="19"/>
+              </w:rPr>
+              <w:t>Terminal velocity v_t \propto r^2. When n identical droplets coalesce: R = n^1/3r, and surface energy is released: Δ U = 4π T r^2(n - n^2/3).</w:t>
             </w:r>
           </w:p>
         </w:tc>
@@ -488,13 +1008,13 @@
           <w:b/>
           <w:sz w:val="18"/>
         </w:rPr>
-        <w:t xml:space="preserve">[2026 Shift] Q#2 (MCQ): </w:t>
+        <w:t xml:space="preserve">[2025 Shift] Q#4 (MCQ): </w:t>
       </w:r>
       <w:r>
         <w:rPr>
           <w:sz w:val="18"/>
         </w:rPr>
-        <w:t xml:space="preserve">"Instrument fitted in the carburetor of the automobile to provide the correct mixture of air and fuel necessary for combustion works on..."  </w:t>
+        <w:t xml:space="preserve">"While determining the coefficient of viscosity of the given liquid, a spherical steel ball sinks by a distance h=0.9m . The radius of the ..."  </w:t>
       </w:r>
       <w:r>
         <w:rPr>
@@ -515,13 +1035,167 @@
           <w:b/>
           <w:sz w:val="18"/>
         </w:rPr>
-        <w:t xml:space="preserve">[2025 Shift] Q#3 (MCQ): </w:t>
+        <w:t xml:space="preserve">[2021 Shift] Q#3 (MCQ): </w:t>
       </w:r>
       <w:r>
         <w:rPr>
           <w:sz w:val="18"/>
         </w:rPr>
-        <w:t xml:space="preserve">"A horizontal pipe carries water in a streamlined flow. At a point along the pipe, where the cross-sectional area is 10cm^-2 , the veloci..."  </w:t>
+        <w:t xml:space="preserve">"Two capillary tubes P and Q are dipped vertically in water. The height of water level in capillary tube P is (2 / 3) of the heig..."  </w:t>
+      </w:r>
+      <w:r>
+        <w:rPr>
+          <w:b/>
+          <w:color w:val="2B6CB0"/>
+          <w:sz w:val="18"/>
+        </w:rPr>
+        <w:t>[Ans: N/A]</w:t>
+      </w:r>
+    </w:p>
+    <w:p>
+      <w:pPr>
+        <w:spacing w:after="120"/>
+      </w:pPr>
+    </w:p>
+    <w:p>
+      <w:pPr>
+        <w:pStyle w:val="Heading2"/>
+      </w:pPr>
+      <w:r>
+        <w:rPr>
+          <w:color w:val="2B6CB0"/>
+          <w:sz w:val="24"/>
+        </w:rPr>
+        <w:t>3.3 Elasticity &amp; Hooke's Law (Standard Yield — 1 PYQs)</w:t>
+      </w:r>
+    </w:p>
+    <w:p>
+      <w:r>
+        <w:rPr>
+          <w:b/>
+          <w:sz w:val="20"/>
+        </w:rPr>
+        <w:t xml:space="preserve">Core Principle: </w:t>
+      </w:r>
+      <w:r>
+        <w:rPr>
+          <w:sz w:val="20"/>
+        </w:rPr>
+        <w:t>Stress-strain relationships, Young's modulus, shear modulus, bulk modulus, and energy stored in stretched wires.</w:t>
+      </w:r>
+    </w:p>
+    <w:tbl>
+      <w:tblPr>
+        <w:tblW w:type="auto" w:w="0"/>
+        <w:jc w:val="center"/>
+        <w:tblLook w:firstColumn="1" w:firstRow="1" w:lastColumn="0" w:lastRow="0" w:noHBand="0" w:noVBand="1" w:val="04A0"/>
+      </w:tblPr>
+      <w:tblGrid>
+        <w:gridCol w:w="10080"/>
+      </w:tblGrid>
+      <w:tr>
+        <w:tc>
+          <w:tcPr>
+            <w:tcW w:type="dxa" w:w="10080"/>
+            <w:shd w:fill="FFF5F5"/>
+            <w:tcMar>
+              <w:top w:w="100" w:type="dxa"/>
+              <w:bottom w:w="100" w:type="dxa"/>
+              <w:left w:w="150" w:type="dxa"/>
+              <w:right w:w="150" w:type="dxa"/>
+            </w:tcMar>
+          </w:tcPr>
+          <w:p>
+            <w:r>
+              <w:rPr>
+                <w:b/>
+                <w:color w:val="C53030"/>
+                <w:sz w:val="19"/>
+              </w:rPr>
+              <w:t xml:space="preserve">⚠️ Common Trap / JEE Pitfall: </w:t>
+            </w:r>
+            <w:r>
+              <w:rPr>
+                <w:color w:val="2D3748"/>
+                <w:sz w:val="19"/>
+              </w:rPr>
+              <w:t>Elongation due to self-weight is Δ L = (ρ g L^2 / 2Y) = (MgL / 2AY) (half of an equivalent end load Mg).</w:t>
+            </w:r>
+          </w:p>
+        </w:tc>
+      </w:tr>
+    </w:tbl>
+    <w:tbl>
+      <w:tblPr>
+        <w:tblW w:type="auto" w:w="0"/>
+        <w:jc w:val="center"/>
+        <w:tblLook w:firstColumn="1" w:firstRow="1" w:lastColumn="0" w:lastRow="0" w:noHBand="0" w:noVBand="1" w:val="04A0"/>
+      </w:tblPr>
+      <w:tblGrid>
+        <w:gridCol w:w="10080"/>
+      </w:tblGrid>
+      <w:tr>
+        <w:tc>
+          <w:tcPr>
+            <w:tcW w:type="dxa" w:w="10080"/>
+            <w:shd w:fill="F0FFF4"/>
+            <w:tcMar>
+              <w:top w:w="100" w:type="dxa"/>
+              <w:bottom w:w="100" w:type="dxa"/>
+              <w:left w:w="150" w:type="dxa"/>
+              <w:right w:w="150" w:type="dxa"/>
+            </w:tcMar>
+          </w:tcPr>
+          <w:p>
+            <w:r>
+              <w:rPr>
+                <w:b/>
+                <w:color w:val="276749"/>
+                <w:sz w:val="19"/>
+              </w:rPr>
+              <w:t xml:space="preserve">💡 Speed Hack / Trick: </w:t>
+            </w:r>
+            <w:r>
+              <w:rPr>
+                <w:color w:val="2D3748"/>
+                <w:sz w:val="19"/>
+              </w:rPr>
+              <w:t>When two wires are in series, equivalent Y is obtained by adding extensions: Δ L = Δ L_1 + Δ L_2.</w:t>
+            </w:r>
+          </w:p>
+        </w:tc>
+      </w:tr>
+    </w:tbl>
+    <w:p>
+      <w:pPr>
+        <w:spacing w:before="120" w:after="40"/>
+      </w:pPr>
+      <w:r>
+        <w:rPr>
+          <w:b/>
+          <w:color w:val="1A365D"/>
+          <w:sz w:val="19"/>
+        </w:rPr>
+        <w:t>Source PYQs testing this concept:</w:t>
+      </w:r>
+    </w:p>
+    <w:p>
+      <w:pPr>
+        <w:pStyle w:val="ListBullet"/>
+        <w:spacing w:after="40"/>
+      </w:pPr>
+      <w:r>
+        <w:rPr>
+          <w:b/>
+          <w:sz w:val="18"/>
+        </w:rPr>
+        <w:t xml:space="preserve">[2018 Shift] Q#3 (MCQ): </w:t>
+      </w:r>
+      <w:r>
+        <w:rPr>
+          <w:sz w:val="18"/>
+        </w:rPr>
+        <w:t xml:space="preserve">"The pressure at the bottom of a liquid tank is not proportional to the..."  </w:t>
       </w:r>
       <w:r>
         <w:rPr>
@@ -662,6 +1336,248 @@
               <w:t>Solution Analysis:</w:t>
               <w:br/>
               <w:t>In normal conditions, water rises in a capillary tube because the upward force due to surface tension balances the weight of the water column. The capillary rise is ℎ=(2Tcosθ / ρ gr) Here, g is the acceleration due to gravity. In a freely falling elevator, the effective acceleration due to gravity becomes zero: g_(eff)=0 So the water column has no effective weight. Since there is no downward weight to balance the upward pull due to surface tension, the water will rise as much as possible in the tube. But the tube is only 30 cm long. So the water can fill the whole tube. Hence, the length of the water column becomes 30cm Correct option: C, 30 cm.</w:t>
+            </w:r>
+          </w:p>
+        </w:tc>
+      </w:tr>
+    </w:tbl>
+    <w:p>
+      <w:pPr>
+        <w:spacing w:after="120"/>
+      </w:pPr>
+    </w:p>
+    <w:p>
+      <w:pPr>
+        <w:spacing w:before="160" w:after="40"/>
+      </w:pPr>
+      <w:r>
+        <w:rPr>
+          <w:b/>
+          <w:color w:val="1A365D"/>
+          <w:sz w:val="22"/>
+        </w:rPr>
+        <w:t>Benchmark Problem 2: KCET 2026 (Q#2)</w:t>
+      </w:r>
+    </w:p>
+    <w:p>
+      <w:pPr>
+        <w:spacing w:after="80"/>
+      </w:pPr>
+      <w:r>
+        <w:rPr>
+          <w:sz w:val="20"/>
+        </w:rPr>
+        <w:t>Instrument fitted in the carburetor of the automobile to provide the correct mixture of air and fuel necessary for combustion works on</w:t>
+      </w:r>
+    </w:p>
+    <w:p>
+      <w:pPr>
+        <w:pStyle w:val="ListBullet"/>
+        <w:spacing w:after="20"/>
+      </w:pPr>
+      <w:r>
+        <w:rPr>
+          <w:sz w:val="19"/>
+        </w:rPr>
+        <w:t>(A) Pascal's Law</w:t>
+      </w:r>
+    </w:p>
+    <w:p>
+      <w:pPr>
+        <w:pStyle w:val="ListBullet"/>
+        <w:spacing w:after="20"/>
+      </w:pPr>
+      <w:r>
+        <w:rPr>
+          <w:sz w:val="19"/>
+        </w:rPr>
+        <w:t>(B) Bernoulli's Principle</w:t>
+      </w:r>
+    </w:p>
+    <w:p>
+      <w:pPr>
+        <w:pStyle w:val="ListBullet"/>
+        <w:spacing w:after="20"/>
+      </w:pPr>
+      <w:r>
+        <w:rPr>
+          <w:sz w:val="19"/>
+        </w:rPr>
+        <w:t>(C) Newton's Law of Cooling</w:t>
+      </w:r>
+    </w:p>
+    <w:p>
+      <w:pPr>
+        <w:pStyle w:val="ListBullet"/>
+        <w:spacing w:after="20"/>
+      </w:pPr>
+      <w:r>
+        <w:rPr>
+          <w:sz w:val="19"/>
+        </w:rPr>
+        <w:t>(D) Archimede's Principle</w:t>
+      </w:r>
+    </w:p>
+    <w:tbl>
+      <w:tblPr>
+        <w:tblW w:type="auto" w:w="0"/>
+        <w:jc w:val="center"/>
+        <w:tblLook w:firstColumn="1" w:firstRow="1" w:lastColumn="0" w:lastRow="0" w:noHBand="0" w:noVBand="1" w:val="04A0"/>
+      </w:tblPr>
+      <w:tblGrid>
+        <w:gridCol w:w="10080"/>
+      </w:tblGrid>
+      <w:tr>
+        <w:tc>
+          <w:tcPr>
+            <w:tcW w:type="dxa" w:w="10080"/>
+            <w:shd w:fill="F7FAFC"/>
+            <w:tcMar>
+              <w:top w:w="100" w:type="dxa"/>
+              <w:bottom w:w="100" w:type="dxa"/>
+              <w:left w:w="150" w:type="dxa"/>
+              <w:right w:w="150" w:type="dxa"/>
+            </w:tcMar>
+          </w:tcPr>
+          <w:p>
+            <w:r>
+              <w:rPr>
+                <w:b/>
+                <w:color w:val="1A365D"/>
+                <w:sz w:val="19"/>
+              </w:rPr>
+              <w:t>Correct Answer: None</w:t>
+              <w:br/>
+            </w:r>
+            <w:r>
+              <w:rPr>
+                <w:color w:val="2D3748"/>
+                <w:sz w:val="18"/>
+              </w:rPr>
+              <w:t>Solution Analysis:</w:t>
+              <w:br/>
+              <w:t>The correct option is: Option B: Bernoulli's Principle A carburetor mixes air and fuel in the correct ratio for combustion in an automobile engine. Inside the carburetor, air passes through a narrow region called a venturi. When air flows through this narrow part, its speed increases. According to Bernoulli's Principle , when the speed of a fluid increases, its pressure decreases. So, the pressure in the narrow region becomes less than the pressure in the fuel chamber. Due to this pressure difference, fuel is drawn into the moving air stream. This forms the air-fuel mixture needed for combustion. So, the instrument works on Bernoulli's Principle .</w:t>
+            </w:r>
+          </w:p>
+        </w:tc>
+      </w:tr>
+    </w:tbl>
+    <w:p>
+      <w:pPr>
+        <w:spacing w:after="120"/>
+      </w:pPr>
+    </w:p>
+    <w:p>
+      <w:pPr>
+        <w:spacing w:before="160" w:after="40"/>
+      </w:pPr>
+      <w:r>
+        <w:rPr>
+          <w:b/>
+          <w:color w:val="1A365D"/>
+          <w:sz w:val="22"/>
+        </w:rPr>
+        <w:t>Benchmark Problem 3: KCET 2018 (Q#3)</w:t>
+      </w:r>
+    </w:p>
+    <w:p>
+      <w:pPr>
+        <w:spacing w:after="80"/>
+      </w:pPr>
+      <w:r>
+        <w:rPr>
+          <w:sz w:val="20"/>
+        </w:rPr>
+        <w:t>The pressure at the bottom of a liquid tank is not proportional to the</w:t>
+      </w:r>
+    </w:p>
+    <w:p>
+      <w:pPr>
+        <w:pStyle w:val="ListBullet"/>
+        <w:spacing w:after="20"/>
+      </w:pPr>
+      <w:r>
+        <w:rPr>
+          <w:sz w:val="19"/>
+        </w:rPr>
+        <w:t>(A) acceleration due to gravity</w:t>
+      </w:r>
+    </w:p>
+    <w:p>
+      <w:pPr>
+        <w:pStyle w:val="ListBullet"/>
+        <w:spacing w:after="20"/>
+      </w:pPr>
+      <w:r>
+        <w:rPr>
+          <w:sz w:val="19"/>
+        </w:rPr>
+        <w:t>(B) density of the liquid</w:t>
+      </w:r>
+    </w:p>
+    <w:p>
+      <w:pPr>
+        <w:pStyle w:val="ListBullet"/>
+        <w:spacing w:after="20"/>
+      </w:pPr>
+      <w:r>
+        <w:rPr>
+          <w:sz w:val="19"/>
+        </w:rPr>
+        <w:t>(C) height of the liquid</w:t>
+      </w:r>
+    </w:p>
+    <w:p>
+      <w:pPr>
+        <w:pStyle w:val="ListBullet"/>
+        <w:spacing w:after="20"/>
+      </w:pPr>
+      <w:r>
+        <w:rPr>
+          <w:sz w:val="19"/>
+        </w:rPr>
+        <w:t>(D) area of the liquid surface</w:t>
+      </w:r>
+    </w:p>
+    <w:tbl>
+      <w:tblPr>
+        <w:tblW w:type="auto" w:w="0"/>
+        <w:jc w:val="center"/>
+        <w:tblLook w:firstColumn="1" w:firstRow="1" w:lastColumn="0" w:lastRow="0" w:noHBand="0" w:noVBand="1" w:val="04A0"/>
+      </w:tblPr>
+      <w:tblGrid>
+        <w:gridCol w:w="10080"/>
+      </w:tblGrid>
+      <w:tr>
+        <w:tc>
+          <w:tcPr>
+            <w:tcW w:type="dxa" w:w="10080"/>
+            <w:shd w:fill="F7FAFC"/>
+            <w:tcMar>
+              <w:top w:w="100" w:type="dxa"/>
+              <w:bottom w:w="100" w:type="dxa"/>
+              <w:left w:w="150" w:type="dxa"/>
+              <w:right w:w="150" w:type="dxa"/>
+            </w:tcMar>
+          </w:tcPr>
+          <w:p>
+            <w:r>
+              <w:rPr>
+                <w:b/>
+                <w:color w:val="1A365D"/>
+                <w:sz w:val="19"/>
+              </w:rPr>
+              <w:t>Correct Answer: None</w:t>
+              <w:br/>
+            </w:r>
+            <w:r>
+              <w:rPr>
+                <w:color w:val="2D3748"/>
+                <w:sz w:val="18"/>
+              </w:rPr>
+              <w:t>Solution Analysis:</w:t>
+              <w:br/>
+              <w:t>The pressure at the bottom of a liquid tank is determined using the hydrostatic pressure formula: P=ρ gℎ where: ρ is the density of the liquid, g is the acceleration due to gravity, and ℎ is the height of the liquid column. Notice that the formula does not include any term for the area of the liquid surface. Therefore, the pressure is not proportional to the: • Area of the liquid surface So, the correct answer is: Option D Area of the liquid surface</w:t>
             </w:r>
           </w:p>
         </w:tc>

--- a/dist/exports/kcet-fluid-mechanics_revision_notes.docx
+++ b/dist/exports/kcet-fluid-mechanics_revision_notes.docx
@@ -13,7 +13,7 @@
           <w:color w:val="1A365D"/>
           <w:sz w:val="44"/>
         </w:rPr>
-        <w:t>JEE MAIN REVISION MASTER: FLUID MECHANICS 2026 2 QUESTIONS 3.33% WEIGHTAGE</w:t>
+        <w:t>JEE MAIN REVISION MASTER: FLUID MECHANICS</w:t>
       </w:r>
     </w:p>
     <w:p>
@@ -209,7 +209,7 @@
               <w:rPr>
                 <w:sz w:val="19"/>
               </w:rPr>
-              <w:t>7 PYQs</w:t>
+              <w:t>6 PYQs</w:t>
             </w:r>
           </w:p>
         </w:tc>
@@ -296,7 +296,7 @@
               <w:rPr>
                 <w:sz w:val="19"/>
               </w:rPr>
-              <w:t>4 PYQs</w:t>
+              <w:t>5 PYQs</w:t>
             </w:r>
           </w:p>
         </w:tc>
@@ -650,7 +650,7 @@
           <w:color w:val="2B6CB0"/>
           <w:sz w:val="24"/>
         </w:rPr>
-        <w:t>3.1 Fluid Statics &amp; Dynamics (Bernoulli &amp; Torricelli) (Moderate Yield — 7 PYQs)</w:t>
+        <w:t>3.1 Fluid Statics &amp; Dynamics (Bernoulli &amp; Torricelli) (Moderate Yield — 6 PYQs)</w:t>
       </w:r>
     </w:p>
     <w:p>
@@ -827,13 +827,13 @@
           <w:b/>
           <w:sz w:val="18"/>
         </w:rPr>
-        <w:t xml:space="preserve">[2024 Shift] Q#1 (MCQ): </w:t>
+        <w:t xml:space="preserve">[2023 Shift] Q#2 (MCQ): </w:t>
       </w:r>
       <w:r>
         <w:rPr>
           <w:sz w:val="18"/>
         </w:rPr>
-        <w:t xml:space="preserve">"Water flows through a horizontal pipe of varying cross-section at a rate of 0.314m^3s^-1 . The velocity of water at a point where the ..."  </w:t>
+        <w:t xml:space="preserve">"A closed water tank has cross-sectional area A . It has a small hole at a depth of ℎ from the free surface of water. The radius of the h..."  </w:t>
       </w:r>
       <w:r>
         <w:rPr>
@@ -858,7 +858,7 @@
           <w:color w:val="2B6CB0"/>
           <w:sz w:val="24"/>
         </w:rPr>
-        <w:t>3.2 Surface Tension &amp; Viscosity (Stokes' Law) (Moderate Yield — 4 PYQs)</w:t>
+        <w:t>3.2 Surface Tension &amp; Viscosity (Stokes' Law) (Moderate Yield — 5 PYQs)</w:t>
       </w:r>
     </w:p>
     <w:p>
@@ -1035,13 +1035,13 @@
           <w:b/>
           <w:sz w:val="18"/>
         </w:rPr>
-        <w:t xml:space="preserve">[2021 Shift] Q#3 (MCQ): </w:t>
+        <w:t xml:space="preserve">[2024 Shift] Q#1 (MCQ): </w:t>
       </w:r>
       <w:r>
         <w:rPr>
           <w:sz w:val="18"/>
         </w:rPr>
-        <w:t xml:space="preserve">"Two capillary tubes P and Q are dipped vertically in water. The height of water level in capillary tube P is (2 / 3) of the heig..."  </w:t>
+        <w:t xml:space="preserve">"Water flows through a horizontal pipe of varying cross-section at a rate of 0.314m^3s^-1 . The velocity of water at a point where the ..."  </w:t>
       </w:r>
       <w:r>
         <w:rPr>
@@ -1189,13 +1189,13 @@
           <w:b/>
           <w:sz w:val="18"/>
         </w:rPr>
-        <w:t xml:space="preserve">[2018 Shift] Q#3 (MCQ): </w:t>
+        <w:t xml:space="preserve">[2020 Shift] Q#4 (MCQ): </w:t>
       </w:r>
       <w:r>
         <w:rPr>
           <w:sz w:val="18"/>
         </w:rPr>
-        <w:t xml:space="preserve">"The pressure at the bottom of a liquid tank is not proportional to the..."  </w:t>
+        <w:t xml:space="preserve">"Iceberg floats in water with part of it submerged. What is the fraction of the volume of iceberg submerged, if the density of ice is $\rho_{..."  </w:t>
       </w:r>
       <w:r>
         <w:rPr>
@@ -1477,7 +1477,7 @@
           <w:color w:val="1A365D"/>
           <w:sz w:val="22"/>
         </w:rPr>
-        <w:t>Benchmark Problem 3: KCET 2018 (Q#3)</w:t>
+        <w:t>Benchmark Problem 3: KCET 2020 (Q#4)</w:t>
       </w:r>
     </w:p>
     <w:p>
@@ -1488,7 +1488,7 @@
         <w:rPr>
           <w:sz w:val="20"/>
         </w:rPr>
-        <w:t>The pressure at the bottom of a liquid tank is not proportional to the</w:t>
+        <w:t>Iceberg floats in water with part of it submerged. What is the fraction of the volume of iceberg submerged, if the density of ice is ρ_(i)=0.917gcm^-3 ?</w:t>
       </w:r>
     </w:p>
     <w:p>
@@ -1500,7 +1500,7 @@
         <w:rPr>
           <w:sz w:val="19"/>
         </w:rPr>
-        <w:t>(A) acceleration due to gravity</w:t>
+        <w:t>(A) 0.917</w:t>
       </w:r>
     </w:p>
     <w:p>
@@ -1512,7 +1512,7 @@
         <w:rPr>
           <w:sz w:val="19"/>
         </w:rPr>
-        <w:t>(B) density of the liquid</w:t>
+        <w:t>(B) 1</w:t>
       </w:r>
     </w:p>
     <w:p>
@@ -1524,7 +1524,7 @@
         <w:rPr>
           <w:sz w:val="19"/>
         </w:rPr>
-        <w:t>(C) height of the liquid</w:t>
+        <w:t>(C) 0.458</w:t>
       </w:r>
     </w:p>
     <w:p>
@@ -1536,7 +1536,7 @@
         <w:rPr>
           <w:sz w:val="19"/>
         </w:rPr>
-        <w:t>(D) area of the liquid surface</w:t>
+        <w:t>(D) 0</w:t>
       </w:r>
     </w:p>
     <w:tbl>
@@ -1577,7 +1577,7 @@
               </w:rPr>
               <w:t>Solution Analysis:</w:t>
               <w:br/>
-              <w:t>The pressure at the bottom of a liquid tank is determined using the hydrostatic pressure formula: P=ρ gℎ where: ρ is the density of the liquid, g is the acceleration due to gravity, and ℎ is the height of the liquid column. Notice that the formula does not include any term for the area of the liquid surface. Therefore, the pressure is not proportional to the: • Area of the liquid surface So, the correct answer is: Option D Area of the liquid surface</w:t>
+              <w:t>Density of ice, ρ_(i)=0.917gcm^-3 Fraction of the volume of iceberg submerged in water is given as (Volume of iceberg submerged in water / Volume of iceberg) =(density of ice / density of water)=\frac0.917gcm^-31gcm^-3=0.917</w:t>
             </w:r>
           </w:p>
         </w:tc>

--- a/dist/exports/kcet-fluid-mechanics_revision_notes.docx
+++ b/dist/exports/kcet-fluid-mechanics_revision_notes.docx
@@ -189,7 +189,7 @@
                 <w:color w:val="2D3748"/>
                 <w:sz w:val="19"/>
               </w:rPr>
-              <w:t>Fluid Statics &amp; Dynamics (Bernoulli &amp; Torricelli)</w:t>
+              <w:t>Continuity Equation &amp; Bernoulli's Principle</w:t>
             </w:r>
           </w:p>
         </w:tc>
@@ -209,7 +209,7 @@
               <w:rPr>
                 <w:sz w:val="19"/>
               </w:rPr>
-              <w:t>6 PYQs</w:t>
+              <w:t>5 PYQs</w:t>
             </w:r>
           </w:p>
         </w:tc>
@@ -230,7 +230,7 @@
                 <w:color w:val="718096"/>
                 <w:sz w:val="19"/>
               </w:rPr>
-              <w:t>Fluids</w:t>
+              <w:t>Fluid Dynamics</w:t>
             </w:r>
           </w:p>
         </w:tc>
@@ -276,7 +276,7 @@
                 <w:color w:val="2D3748"/>
                 <w:sz w:val="19"/>
               </w:rPr>
-              <w:t>Surface Tension &amp; Viscosity (Stokes' Law)</w:t>
+              <w:t>Hydrostatics, Pascal's Principle &amp; Archimedes' Buoyancy</w:t>
             </w:r>
           </w:p>
         </w:tc>
@@ -296,7 +296,7 @@
               <w:rPr>
                 <w:sz w:val="19"/>
               </w:rPr>
-              <w:t>5 PYQs</w:t>
+              <w:t>4 PYQs</w:t>
             </w:r>
           </w:p>
         </w:tc>
@@ -317,7 +317,7 @@
                 <w:color w:val="718096"/>
                 <w:sz w:val="19"/>
               </w:rPr>
-              <w:t>Surface &amp; Flow</w:t>
+              <w:t>Fluid Statics</w:t>
             </w:r>
           </w:p>
         </w:tc>
@@ -341,7 +341,7 @@
                 <w:color w:val="718096"/>
                 <w:sz w:val="19"/>
               </w:rPr>
-              <w:t>Standard</w:t>
+              <w:t>Moderate</w:t>
             </w:r>
           </w:p>
         </w:tc>
@@ -363,7 +363,7 @@
                 <w:color w:val="2D3748"/>
                 <w:sz w:val="19"/>
               </w:rPr>
-              <w:t>Elasticity &amp; Hooke's Law</w:t>
+              <w:t>Viscosity, Stokes' Law &amp; Surface Tension</w:t>
             </w:r>
           </w:p>
         </w:tc>
@@ -383,7 +383,7 @@
               <w:rPr>
                 <w:sz w:val="19"/>
               </w:rPr>
-              <w:t>1 PYQs</w:t>
+              <w:t>3 PYQs</w:t>
             </w:r>
           </w:p>
         </w:tc>
@@ -404,7 +404,7 @@
                 <w:color w:val="718096"/>
                 <w:sz w:val="19"/>
               </w:rPr>
-              <w:t>Solids</w:t>
+              <w:t>Surface &amp; Transport Phenomena</w:t>
             </w:r>
           </w:p>
         </w:tc>
@@ -504,7 +504,7 @@
                 <w:color w:val="1A365D"/>
                 <w:sz w:val="19"/>
               </w:rPr>
-              <w:t>Fluid Statics &amp; Dynamics (Bernoulli &amp; Torricelli)</w:t>
+              <w:t>Continuity Equation &amp; Bernoulli's Principle</w:t>
             </w:r>
           </w:p>
         </w:tc>
@@ -526,7 +526,7 @@
                 <w:color w:val="2D3748"/>
                 <w:sz w:val="19"/>
               </w:rPr>
-              <w:t>A_1 v_1 = A_2 v_2, \quad P + \frac{1}{2}\rho v^2 + \rho gh = \text{const}, \quad v_{\text{efflux}} = \sqrt{2gh}, \quad R = 2\sqrt{h(H - h)}</w:t>
+              <w:t>A_1 v_1 = A_2 v_2, \quad P_1 + \frac{1}{2}\rho v_1^2 = P_2 + \frac{1}{2}\rho v_2^2, \quad v_{\text{efflux}} = \sqrt{2gh}</w:t>
             </w:r>
           </w:p>
         </w:tc>
@@ -550,7 +550,7 @@
                 <w:color w:val="1A365D"/>
                 <w:sz w:val="19"/>
               </w:rPr>
-              <w:t>Surface Tension &amp; Viscosity (Stokes' Law)</w:t>
+              <w:t>Hydrostatics, Pascal's Principle &amp; Archimedes' Buoyancy</w:t>
             </w:r>
           </w:p>
         </w:tc>
@@ -572,7 +572,7 @@
                 <w:color w:val="2D3748"/>
                 <w:sz w:val="19"/>
               </w:rPr>
-              <w:t>\Delta P_{\text{drop}} = \frac{2T}{R}, \quad \Delta P_{\text{bubble}} = \frac{4T}{R}, \quad h = \frac{2T\cos\theta}{\rho g r}, \quad v_t = \frac{2r^2(\rho - \sigma)g}{9\eta}</w:t>
+              <w:t>P = P_0 + \rho g h, \quad \frac{F_1}{A_1} = \frac{F_2}{A_2}, \quad F_B = \rho_L V_{\text{sub}} g</w:t>
             </w:r>
           </w:p>
         </w:tc>
@@ -596,7 +596,7 @@
                 <w:color w:val="1A365D"/>
                 <w:sz w:val="19"/>
               </w:rPr>
-              <w:t>Elasticity &amp; Hooke's Law</w:t>
+              <w:t>Viscosity, Stokes' Law &amp; Surface Tension</w:t>
             </w:r>
           </w:p>
         </w:tc>
@@ -618,7 +618,7 @@
                 <w:color w:val="2D3748"/>
                 <w:sz w:val="19"/>
               </w:rPr>
-              <w:t>Y = \frac{F/A}{\Delta L/L}, \quad \Delta L = \frac{FL}{AY}, \quad u = \frac{1}{2}\sigma \epsilon = \frac{\sigma^2}{2Y}, \quad U = \frac{1}{2}F\Delta L</w:t>
+              <w:t>v_t = \frac{2 r^2 (\rho - \sigma) g}{9 \eta}, \quad \Delta P_{\text{drop}} = \frac{2T}{R}, \quad \Delta P_{\text{bubble}} = \frac{4T}{R}, \quad h = \frac{2T\cos\theta}{\rho g r}</w:t>
             </w:r>
           </w:p>
         </w:tc>
@@ -650,7 +650,7 @@
           <w:color w:val="2B6CB0"/>
           <w:sz w:val="24"/>
         </w:rPr>
-        <w:t>3.1 Fluid Statics &amp; Dynamics (Bernoulli &amp; Torricelli) (Moderate Yield — 6 PYQs)</w:t>
+        <w:t>3.1 Continuity Equation &amp; Bernoulli's Principle (Moderate Yield — 5 PYQs)</w:t>
       </w:r>
     </w:p>
     <w:p>
@@ -665,7 +665,7 @@
         <w:rPr>
           <w:sz w:val="20"/>
         </w:rPr>
-        <w:t>Continuity equation, Bernoulli's energy conservation principle, Torricelli's efflux theorem, and hydraulic lift.</w:t>
+        <w:t>Conservation of mass for incompressible fluid: A_1 v_1 = A_2 v_2. Bernoulli's equation P + (1 / 2)ρ v^2 + ρ g h = constant. Torricelli's speed of efflux v = √(2gh). Carburetor / atomizer suction operates on Bernoulli's principle.</w:t>
       </w:r>
     </w:p>
     <w:tbl>
@@ -703,7 +703,7 @@
                 <w:color w:val="2D3748"/>
                 <w:sz w:val="19"/>
               </w:rPr>
-              <w:t>Speed of efflux is √(2gh) where h is depth from the free liquid surface, NOT height from the ground!</w:t>
+              <w:t>Where fluid velocity is highest (narrow section), static pressure is lowest, NOT highest!</w:t>
             </w:r>
           </w:p>
         </w:tc>
@@ -744,7 +744,7 @@
                 <w:color w:val="2D3748"/>
                 <w:sz w:val="19"/>
               </w:rPr>
-              <w:t>Maximum horizontal range of water jet occurs when hole is at mid-depth h = H/2, with R_(max) = H.</w:t>
+              <w:t>In horizontal pipes, Δ P = (1 / 2)ρ (v_2^2 - v_1^2). If radius is halved, area is 1/4, velocity is 4x.</w:t>
             </w:r>
           </w:p>
         </w:tc>
@@ -827,13 +827,13 @@
           <w:b/>
           <w:sz w:val="18"/>
         </w:rPr>
-        <w:t xml:space="preserve">[2023 Shift] Q#2 (MCQ): </w:t>
+        <w:t xml:space="preserve">[2024 Shift] Q#1 (MCQ): </w:t>
       </w:r>
       <w:r>
         <w:rPr>
           <w:sz w:val="18"/>
         </w:rPr>
-        <w:t xml:space="preserve">"A closed water tank has cross-sectional area A . It has a small hole at a depth of ℎ from the free surface of water. The radius of the h..."  </w:t>
+        <w:t xml:space="preserve">"Water flows through a horizontal pipe of varying cross-section at a rate of 0.314m^3s^-1 . The velocity of water at a point where the ..."  </w:t>
       </w:r>
       <w:r>
         <w:rPr>
@@ -858,7 +858,7 @@
           <w:color w:val="2B6CB0"/>
           <w:sz w:val="24"/>
         </w:rPr>
-        <w:t>3.2 Surface Tension &amp; Viscosity (Stokes' Law) (Moderate Yield — 5 PYQs)</w:t>
+        <w:t>3.2 Hydrostatics, Pascal's Principle &amp; Archimedes' Buoyancy (Moderate Yield — 4 PYQs)</w:t>
       </w:r>
     </w:p>
     <w:p>
@@ -873,7 +873,7 @@
         <w:rPr>
           <w:sz w:val="20"/>
         </w:rPr>
-        <w:t>Surface energy, excess pressure in drops and bubbles, capillary rise formula, and terminal velocity of falling spheres.</w:t>
+        <w:t>Fluid pressure variation with depth P = P_0 + ρ g h. Pascal's law of pressure transmission in hydraulic machines: (F_1 / A_1) = (F_2 / A_2). Archimedes' principle: buoyant upthrust F_B = ρ_(fluid) V_(displaced) g.</w:t>
       </w:r>
     </w:p>
     <w:tbl>
@@ -911,7 +911,7 @@
                 <w:color w:val="2D3748"/>
                 <w:sz w:val="19"/>
               </w:rPr>
-              <w:t>A soap bubble in air has TWO liquid-air interfaces, so excess pressure is Δ P = (4T / R), while a liquid drop has ONE (Δ P = (2T / R)).</w:t>
+              <w:t>Total absolute pressure is P = P_0 + ρ g h; gauge pressure is only ρ g h. Watch whether the question asks for gauge or absolute pressure.</w:t>
             </w:r>
           </w:p>
         </w:tc>
@@ -952,7 +952,215 @@
                 <w:color w:val="2D3748"/>
                 <w:sz w:val="19"/>
               </w:rPr>
-              <w:t>Terminal velocity v_t \propto r^2. When n identical droplets coalesce: R = n^1/3r, and surface energy is released: Δ U = 4π T r^2(n - n^2/3).</w:t>
+              <w:t>Fraction of volume submerged for a floating body: \fracV_(sub)V_(total) = \fracρ_(body)ρ_(liquid).</w:t>
+            </w:r>
+          </w:p>
+        </w:tc>
+      </w:tr>
+    </w:tbl>
+    <w:p>
+      <w:pPr>
+        <w:spacing w:before="120" w:after="40"/>
+      </w:pPr>
+      <w:r>
+        <w:rPr>
+          <w:b/>
+          <w:color w:val="1A365D"/>
+          <w:sz w:val="19"/>
+        </w:rPr>
+        <w:t>Source PYQs testing this concept:</w:t>
+      </w:r>
+    </w:p>
+    <w:p>
+      <w:pPr>
+        <w:pStyle w:val="ListBullet"/>
+        <w:spacing w:after="40"/>
+      </w:pPr>
+      <w:r>
+        <w:rPr>
+          <w:b/>
+          <w:sz w:val="18"/>
+        </w:rPr>
+        <w:t xml:space="preserve">[2020 Shift] Q#4 (MCQ): </w:t>
+      </w:r>
+      <w:r>
+        <w:rPr>
+          <w:sz w:val="18"/>
+        </w:rPr>
+        <w:t xml:space="preserve">"Iceberg floats in water with part of it submerged. What is the fraction of the volume of iceberg submerged, if the density of ice is $\rho_{..."  </w:t>
+      </w:r>
+      <w:r>
+        <w:rPr>
+          <w:b/>
+          <w:color w:val="2B6CB0"/>
+          <w:sz w:val="18"/>
+        </w:rPr>
+        <w:t>[Ans: N/A]</w:t>
+      </w:r>
+    </w:p>
+    <w:p>
+      <w:pPr>
+        <w:pStyle w:val="ListBullet"/>
+        <w:spacing w:after="40"/>
+      </w:pPr>
+      <w:r>
+        <w:rPr>
+          <w:b/>
+          <w:sz w:val="18"/>
+        </w:rPr>
+        <w:t xml:space="preserve">[2019 Shift] Q#2 (MCQ): </w:t>
+      </w:r>
+      <w:r>
+        <w:rPr>
+          <w:sz w:val="18"/>
+        </w:rPr>
+        <w:t xml:space="preserve">"An aluminium sphere is dipped into water. Which of the following is true?..."  </w:t>
+      </w:r>
+      <w:r>
+        <w:rPr>
+          <w:b/>
+          <w:color w:val="2B6CB0"/>
+          <w:sz w:val="18"/>
+        </w:rPr>
+        <w:t>[Ans: N/A]</w:t>
+      </w:r>
+    </w:p>
+    <w:p>
+      <w:pPr>
+        <w:pStyle w:val="ListBullet"/>
+        <w:spacing w:after="40"/>
+      </w:pPr>
+      <w:r>
+        <w:rPr>
+          <w:b/>
+          <w:sz w:val="18"/>
+        </w:rPr>
+        <w:t xml:space="preserve">[2018 Shift] Q#3 (MCQ): </w:t>
+      </w:r>
+      <w:r>
+        <w:rPr>
+          <w:sz w:val="18"/>
+        </w:rPr>
+        <w:t xml:space="preserve">"The pressure at the bottom of a liquid tank is not proportional to the..."  </w:t>
+      </w:r>
+      <w:r>
+        <w:rPr>
+          <w:b/>
+          <w:color w:val="2B6CB0"/>
+          <w:sz w:val="18"/>
+        </w:rPr>
+        <w:t>[Ans: N/A]</w:t>
+      </w:r>
+    </w:p>
+    <w:p>
+      <w:pPr>
+        <w:spacing w:after="120"/>
+      </w:pPr>
+    </w:p>
+    <w:p>
+      <w:pPr>
+        <w:pStyle w:val="Heading2"/>
+      </w:pPr>
+      <w:r>
+        <w:rPr>
+          <w:color w:val="2B6CB0"/>
+          <w:sz w:val="24"/>
+        </w:rPr>
+        <w:t>3.3 Viscosity, Stokes' Law &amp; Surface Tension (Moderate Yield — 3 PYQs)</w:t>
+      </w:r>
+    </w:p>
+    <w:p>
+      <w:r>
+        <w:rPr>
+          <w:b/>
+          <w:sz w:val="20"/>
+        </w:rPr>
+        <w:t xml:space="preserve">Core Principle: </w:t>
+      </w:r>
+      <w:r>
+        <w:rPr>
+          <w:sz w:val="20"/>
+        </w:rPr>
+        <w:t>Stokes' drag F = 6π η r v. Terminal velocity v_t = (2 r^2 (ρ - σ) g / 9 η) \propto r^2. Excess pressure Δ P = (2T / R) (liquid drop), Δ P = (4T / R) (soap bubble). Capillary rise h = (2Tcosθ / ρ g r).</w:t>
+      </w:r>
+    </w:p>
+    <w:tbl>
+      <w:tblPr>
+        <w:tblW w:type="auto" w:w="0"/>
+        <w:jc w:val="center"/>
+        <w:tblLook w:firstColumn="1" w:firstRow="1" w:lastColumn="0" w:lastRow="0" w:noHBand="0" w:noVBand="1" w:val="04A0"/>
+      </w:tblPr>
+      <w:tblGrid>
+        <w:gridCol w:w="10080"/>
+      </w:tblGrid>
+      <w:tr>
+        <w:tc>
+          <w:tcPr>
+            <w:tcW w:type="dxa" w:w="10080"/>
+            <w:shd w:fill="FFF5F5"/>
+            <w:tcMar>
+              <w:top w:w="100" w:type="dxa"/>
+              <w:bottom w:w="100" w:type="dxa"/>
+              <w:left w:w="150" w:type="dxa"/>
+              <w:right w:w="150" w:type="dxa"/>
+            </w:tcMar>
+          </w:tcPr>
+          <w:p>
+            <w:r>
+              <w:rPr>
+                <w:b/>
+                <w:color w:val="C53030"/>
+                <w:sz w:val="19"/>
+              </w:rPr>
+              <w:t xml:space="preserve">⚠️ Common Trap / JEE Pitfall: </w:t>
+            </w:r>
+            <w:r>
+              <w:rPr>
+                <w:color w:val="2D3748"/>
+                <w:sz w:val="19"/>
+              </w:rPr>
+              <w:t>1. Terminal velocity depends on r^2, NOT r! If radius is doubled, v_t quadruples. 2. A bubble inside a liquid has only 1 surface (2T/R), while a soap bubble in air has 2 surfaces (4T/R).</w:t>
+            </w:r>
+          </w:p>
+        </w:tc>
+      </w:tr>
+    </w:tbl>
+    <w:tbl>
+      <w:tblPr>
+        <w:tblW w:type="auto" w:w="0"/>
+        <w:jc w:val="center"/>
+        <w:tblLook w:firstColumn="1" w:firstRow="1" w:lastColumn="0" w:lastRow="0" w:noHBand="0" w:noVBand="1" w:val="04A0"/>
+      </w:tblPr>
+      <w:tblGrid>
+        <w:gridCol w:w="10080"/>
+      </w:tblGrid>
+      <w:tr>
+        <w:tc>
+          <w:tcPr>
+            <w:tcW w:type="dxa" w:w="10080"/>
+            <w:shd w:fill="F0FFF4"/>
+            <w:tcMar>
+              <w:top w:w="100" w:type="dxa"/>
+              <w:bottom w:w="100" w:type="dxa"/>
+              <w:left w:w="150" w:type="dxa"/>
+              <w:right w:w="150" w:type="dxa"/>
+            </w:tcMar>
+          </w:tcPr>
+          <w:p>
+            <w:r>
+              <w:rPr>
+                <w:b/>
+                <w:color w:val="276749"/>
+                <w:sz w:val="19"/>
+              </w:rPr>
+              <w:t xml:space="preserve">💡 Speed Hack / Trick: </w:t>
+            </w:r>
+            <w:r>
+              <w:rPr>
+                <w:color w:val="2D3748"/>
+                <w:sz w:val="19"/>
+              </w:rPr>
+              <w:t>In an artificial satellite or free-fall weightlessness (g=0), capillary water rises to the very top of the tube, no matter how long the tube is (h \to L).</w:t>
             </w:r>
           </w:p>
         </w:tc>
@@ -1035,167 +1243,13 @@
           <w:b/>
           <w:sz w:val="18"/>
         </w:rPr>
-        <w:t xml:space="preserve">[2024 Shift] Q#1 (MCQ): </w:t>
+        <w:t xml:space="preserve">[2021 Shift] Q#3 (MCQ): </w:t>
       </w:r>
       <w:r>
         <w:rPr>
           <w:sz w:val="18"/>
         </w:rPr>
-        <w:t xml:space="preserve">"Water flows through a horizontal pipe of varying cross-section at a rate of 0.314m^3s^-1 . The velocity of water at a point where the ..."  </w:t>
-      </w:r>
-      <w:r>
-        <w:rPr>
-          <w:b/>
-          <w:color w:val="2B6CB0"/>
-          <w:sz w:val="18"/>
-        </w:rPr>
-        <w:t>[Ans: N/A]</w:t>
-      </w:r>
-    </w:p>
-    <w:p>
-      <w:pPr>
-        <w:spacing w:after="120"/>
-      </w:pPr>
-    </w:p>
-    <w:p>
-      <w:pPr>
-        <w:pStyle w:val="Heading2"/>
-      </w:pPr>
-      <w:r>
-        <w:rPr>
-          <w:color w:val="2B6CB0"/>
-          <w:sz w:val="24"/>
-        </w:rPr>
-        <w:t>3.3 Elasticity &amp; Hooke's Law (Standard Yield — 1 PYQs)</w:t>
-      </w:r>
-    </w:p>
-    <w:p>
-      <w:r>
-        <w:rPr>
-          <w:b/>
-          <w:sz w:val="20"/>
-        </w:rPr>
-        <w:t xml:space="preserve">Core Principle: </w:t>
-      </w:r>
-      <w:r>
-        <w:rPr>
-          <w:sz w:val="20"/>
-        </w:rPr>
-        <w:t>Stress-strain relationships, Young's modulus, shear modulus, bulk modulus, and energy stored in stretched wires.</w:t>
-      </w:r>
-    </w:p>
-    <w:tbl>
-      <w:tblPr>
-        <w:tblW w:type="auto" w:w="0"/>
-        <w:jc w:val="center"/>
-        <w:tblLook w:firstColumn="1" w:firstRow="1" w:lastColumn="0" w:lastRow="0" w:noHBand="0" w:noVBand="1" w:val="04A0"/>
-      </w:tblPr>
-      <w:tblGrid>
-        <w:gridCol w:w="10080"/>
-      </w:tblGrid>
-      <w:tr>
-        <w:tc>
-          <w:tcPr>
-            <w:tcW w:type="dxa" w:w="10080"/>
-            <w:shd w:fill="FFF5F5"/>
-            <w:tcMar>
-              <w:top w:w="100" w:type="dxa"/>
-              <w:bottom w:w="100" w:type="dxa"/>
-              <w:left w:w="150" w:type="dxa"/>
-              <w:right w:w="150" w:type="dxa"/>
-            </w:tcMar>
-          </w:tcPr>
-          <w:p>
-            <w:r>
-              <w:rPr>
-                <w:b/>
-                <w:color w:val="C53030"/>
-                <w:sz w:val="19"/>
-              </w:rPr>
-              <w:t xml:space="preserve">⚠️ Common Trap / JEE Pitfall: </w:t>
-            </w:r>
-            <w:r>
-              <w:rPr>
-                <w:color w:val="2D3748"/>
-                <w:sz w:val="19"/>
-              </w:rPr>
-              <w:t>Elongation due to self-weight is Δ L = (ρ g L^2 / 2Y) = (MgL / 2AY) (half of an equivalent end load Mg).</w:t>
-            </w:r>
-          </w:p>
-        </w:tc>
-      </w:tr>
-    </w:tbl>
-    <w:tbl>
-      <w:tblPr>
-        <w:tblW w:type="auto" w:w="0"/>
-        <w:jc w:val="center"/>
-        <w:tblLook w:firstColumn="1" w:firstRow="1" w:lastColumn="0" w:lastRow="0" w:noHBand="0" w:noVBand="1" w:val="04A0"/>
-      </w:tblPr>
-      <w:tblGrid>
-        <w:gridCol w:w="10080"/>
-      </w:tblGrid>
-      <w:tr>
-        <w:tc>
-          <w:tcPr>
-            <w:tcW w:type="dxa" w:w="10080"/>
-            <w:shd w:fill="F0FFF4"/>
-            <w:tcMar>
-              <w:top w:w="100" w:type="dxa"/>
-              <w:bottom w:w="100" w:type="dxa"/>
-              <w:left w:w="150" w:type="dxa"/>
-              <w:right w:w="150" w:type="dxa"/>
-            </w:tcMar>
-          </w:tcPr>
-          <w:p>
-            <w:r>
-              <w:rPr>
-                <w:b/>
-                <w:color w:val="276749"/>
-                <w:sz w:val="19"/>
-              </w:rPr>
-              <w:t xml:space="preserve">💡 Speed Hack / Trick: </w:t>
-            </w:r>
-            <w:r>
-              <w:rPr>
-                <w:color w:val="2D3748"/>
-                <w:sz w:val="19"/>
-              </w:rPr>
-              <w:t>When two wires are in series, equivalent Y is obtained by adding extensions: Δ L = Δ L_1 + Δ L_2.</w:t>
-            </w:r>
-          </w:p>
-        </w:tc>
-      </w:tr>
-    </w:tbl>
-    <w:p>
-      <w:pPr>
-        <w:spacing w:before="120" w:after="40"/>
-      </w:pPr>
-      <w:r>
-        <w:rPr>
-          <w:b/>
-          <w:color w:val="1A365D"/>
-          <w:sz w:val="19"/>
-        </w:rPr>
-        <w:t>Source PYQs testing this concept:</w:t>
-      </w:r>
-    </w:p>
-    <w:p>
-      <w:pPr>
-        <w:pStyle w:val="ListBullet"/>
-        <w:spacing w:after="40"/>
-      </w:pPr>
-      <w:r>
-        <w:rPr>
-          <w:b/>
-          <w:sz w:val="18"/>
-        </w:rPr>
-        <w:t xml:space="preserve">[2020 Shift] Q#4 (MCQ): </w:t>
-      </w:r>
-      <w:r>
-        <w:rPr>
-          <w:sz w:val="18"/>
-        </w:rPr>
-        <w:t xml:space="preserve">"Iceberg floats in water with part of it submerged. What is the fraction of the volume of iceberg submerged, if the density of ice is $\rho_{..."  </w:t>
+        <w:t xml:space="preserve">"Two capillary tubes P and Q are dipped vertically in water. The height of water level in capillary tube P is (2 / 3) of the heig..."  </w:t>
       </w:r>
       <w:r>
         <w:rPr>
